--- a/6-过程管理/运行记录类文件/060208-可用性管理计划.docx
+++ b/6-过程管理/运行记录类文件/060208-可用性管理计划.docx
@@ -174,8 +174,8 @@
           <w:lang w:val="en-US"/>
         </w:rPr>
       </w:pPr>
-      <w:bookmarkStart w:id="2" w:name="_Toc3427"/>
-      <w:bookmarkStart w:id="3" w:name="_Toc31343"/>
+      <w:bookmarkStart w:id="2" w:name="_Toc31343"/>
+      <w:bookmarkStart w:id="3" w:name="_Toc3427"/>
       <w:r>
         <w:rPr>
           <w:rFonts w:hint="eastAsia"/>
@@ -428,7 +428,17 @@
                 <w:vertAlign w:val="baseline"/>
                 <w:lang w:val="en-US" w:eastAsia="zh-CN"/>
               </w:rPr>
-              <w:t>编制时间</w:t>
+              <w:t>审核</w:t>
+            </w:r>
+            <w:bookmarkStart w:id="33" w:name="_GoBack"/>
+            <w:bookmarkEnd w:id="33"/>
+            <w:r>
+              <w:rPr>
+                <w:rFonts w:hint="eastAsia"/>
+                <w:vertAlign w:val="baseline"/>
+                <w:lang w:val="en-US" w:eastAsia="zh-CN"/>
+              </w:rPr>
+              <w:t>时间</w:t>
             </w:r>
             <w:r>
               <w:rPr>
@@ -647,12 +657,6 @@
             <w:insideH w:val="single" w:color="000000" w:sz="2" w:space="0"/>
             <w:insideV w:val="single" w:color="000000" w:sz="2" w:space="0"/>
           </w:tblBorders>
-          <w:tblCellMar>
-            <w:top w:w="0" w:type="dxa"/>
-            <w:left w:w="0" w:type="dxa"/>
-            <w:bottom w:w="0" w:type="dxa"/>
-            <w:right w:w="0" w:type="dxa"/>
-          </w:tblCellMar>
         </w:tblPrEx>
         <w:trPr>
           <w:trHeight w:val="593" w:hRule="atLeast"/>
@@ -2441,8 +2445,8 @@
         <w:overflowPunct/>
         <w:bidi w:val="0"/>
       </w:pPr>
-      <w:bookmarkStart w:id="4" w:name="_Toc13947"/>
-      <w:bookmarkStart w:id="5" w:name="_Toc15426"/>
+      <w:bookmarkStart w:id="4" w:name="_Toc15426"/>
+      <w:bookmarkStart w:id="5" w:name="_Toc13947"/>
       <w:r>
         <w:t>目的</w:t>
       </w:r>
@@ -2477,8 +2481,8 @@
           <w:lang w:val="en-US" w:eastAsia="zh-CN"/>
         </w:rPr>
       </w:pPr>
-      <w:bookmarkStart w:id="6" w:name="_Toc25818"/>
-      <w:bookmarkStart w:id="7" w:name="_Toc26740"/>
+      <w:bookmarkStart w:id="6" w:name="_Toc26740"/>
+      <w:bookmarkStart w:id="7" w:name="_Toc25818"/>
       <w:r>
         <w:rPr>
           <w:rFonts w:hint="eastAsia"/>
@@ -2767,8 +2771,8 @@
           <w:lang w:val="en-US" w:eastAsia="zh-CN"/>
         </w:rPr>
       </w:pPr>
-      <w:bookmarkStart w:id="10" w:name="_Toc92"/>
-      <w:bookmarkStart w:id="11" w:name="_Toc9492"/>
+      <w:bookmarkStart w:id="10" w:name="_Toc9492"/>
+      <w:bookmarkStart w:id="11" w:name="_Toc92"/>
       <w:r>
         <w:rPr>
           <w:rFonts w:hint="eastAsia"/>
@@ -3271,8 +3275,6 @@
           <w:lang w:val="en-US" w:eastAsia="zh-CN"/>
         </w:rPr>
       </w:pPr>
-      <w:bookmarkStart w:id="33" w:name="_GoBack"/>
-      <w:bookmarkEnd w:id="33"/>
       <w:bookmarkStart w:id="18" w:name="_Toc26332"/>
       <w:bookmarkStart w:id="19" w:name="_Toc25859"/>
       <w:r>
